--- a/data/revised_2026-10_full/outputs/v2/Essential_Mathematics/SS2.1_Similarity_and_Enlargement/Essential_Mathematics_Similarity_and_Enlargement_FinalExplanation_TeacherKey.docx
+++ b/data/revised_2026-10_full/outputs/v2/Essential_Mathematics/SS2.1_Similarity_and_Enlargement/Essential_Mathematics_Similarity_and_Enlargement_FinalExplanation_TeacherKey.docx
@@ -2612,7 +2612,7 @@
         </w:rPr>
         <w:t xml:space="preserve">© 2026 SeaVuria and ARES. This work is licensed under a </w:t>
       </w:r>
-      <w:hyperlink w:history="1" r:id="rIduaoabpfupqqv9vj0-bppj">
+      <w:hyperlink w:history="1" r:id="rIdjqttmidtsimotoyfum9ac">
         <w:r>
           <w:rPr>
             <w:rFonts w:ascii="Arial" w:cs="Arial" w:eastAsia="Arial" w:hAnsi="Arial"/>
@@ -2632,7 +2632,7 @@
         </w:rPr>
         <w:t xml:space="preserve"> (</w:t>
       </w:r>
-      <w:hyperlink w:history="1" r:id="rIdpn3ocyild1ltgltwhmsjv">
+      <w:hyperlink w:history="1" r:id="rIdt6jqoa7g-qkqsw44fwcig">
         <w:r>
           <w:rPr>
             <w:rFonts w:ascii="Arial" w:cs="Arial" w:eastAsia="Arial" w:hAnsi="Arial"/>
@@ -2652,7 +2652,7 @@
         </w:rPr>
         <w:t xml:space="preserve">). To view a copy of this license, visit </w:t>
       </w:r>
-      <w:hyperlink w:history="1" r:id="rIdfauljkobigdtdujpfw99w">
+      <w:hyperlink w:history="1" r:id="rIdpjagnoseqk1sfc3ag52uk">
         <w:r>
           <w:rPr>
             <w:rFonts w:ascii="Arial" w:cs="Arial" w:eastAsia="Arial" w:hAnsi="Arial"/>
